--- a/jorge-balsells-cv.docx
+++ b/jorge-balsells-cv.docx
@@ -1310,7 +1310,7 @@
                 <w:color w:val="C93D0A"/>
                 <w:sz w:val="18"/>
               </w:rPr>
-              <w:t>Machine Learning Engineer LII</w:t>
+              <w:t>Machine Learning Engineer</w:t>
             </w:r>
             <w:r>
               <w:rPr>
@@ -3426,6 +3426,182 @@
         </w:tc>
       </w:tr>
     </w:tbl>
+    <w:p>
+      <w:pPr>
+        <w:spacing w:before="40" w:after="40"/>
+      </w:pPr>
+      <w:r>
+        <w:rPr>
+          <w:rFonts w:ascii="Calibri" w:hAnsi="Calibri"/>
+          <w:b/>
+          <w:color w:val="E8490F"/>
+          <w:sz w:val="16"/>
+        </w:rPr>
+        <w:t>ROLES ACTIVOS</w:t>
+      </w:r>
+    </w:p>
+    <w:tbl>
+      <w:tblPr>
+        <w:tblW w:type="auto" w:w="0"/>
+        <w:jc w:val="center"/>
+        <w:tblLook w:firstColumn="1" w:firstRow="1" w:lastColumn="0" w:lastRow="0" w:noHBand="0" w:noVBand="1" w:val="04A0"/>
+        <w:tblW w:w="5000" w:type="pct"/>
+        <w:tblCellMar>
+          <w:top w:w="0" w:type="dxa"/>
+          <w:bottom w:w="0" w:type="dxa"/>
+        </w:tblCellMar>
+        <w:tblCellSpacing w:w="0" w:type="dxa"/>
+      </w:tblPr>
+      <w:tblGrid>
+        <w:gridCol w:w="5270"/>
+        <w:gridCol w:w="5270"/>
+      </w:tblGrid>
+      <w:tr>
+        <w:tc>
+          <w:tcPr>
+            <w:tcW w:type="dxa" w:w="5270"/>
+            <w:tcW w:w="1300" w:type="dxa"/>
+            <w:shd w:fill="E8490F" w:val="clear"/>
+            <w:tcBorders>
+              <w:left w:val="nil"/>
+              <w:top w:val="nil"/>
+              <w:right w:val="single" w:sz="6" w:color="F06030" w:space="0"/>
+              <w:bottom w:val="nil"/>
+            </w:tcBorders>
+            <w:tcMar>
+              <w:top w:w="40" w:type="dxa"/>
+              <w:bottom w:w="40" w:type="dxa"/>
+              <w:left w:w="50" w:type="dxa"/>
+              <w:right w:w="50" w:type="dxa"/>
+            </w:tcMar>
+          </w:tcPr>
+          <w:p>
+            <w:pPr>
+              <w:spacing w:before="40" w:after="40"/>
+              <w:jc w:val="center"/>
+            </w:pPr>
+            <w:r>
+              <w:rPr>
+                <w:rFonts w:ascii="Calibri" w:hAnsi="Calibri"/>
+                <w:b/>
+                <w:color w:val="FFFFFF"/>
+                <w:sz w:val="14"/>
+              </w:rPr>
+              <w:t>2026</w:t>
+            </w:r>
+            <w:r>
+              <w:rPr>
+                <w:sz w:val="4"/>
+              </w:rPr>
+              <w:br/>
+            </w:r>
+            <w:r>
+              <w:rPr>
+                <w:rFonts w:ascii="Calibri" w:hAnsi="Calibri"/>
+                <w:b/>
+                <w:color w:val="FFFFFF"/>
+                <w:sz w:val="14"/>
+              </w:rPr>
+              <w:t>Actualidad</w:t>
+            </w:r>
+          </w:p>
+        </w:tc>
+        <w:tc>
+          <w:tcPr>
+            <w:tcW w:type="dxa" w:w="5270"/>
+            <w:shd w:fill="FBE7DD" w:val="clear"/>
+            <w:tcBorders>
+              <w:left w:val="single" w:sz="6" w:color="F06030" w:space="0"/>
+              <w:top w:val="nil"/>
+              <w:right w:val="nil"/>
+              <w:bottom w:val="nil"/>
+            </w:tcBorders>
+            <w:tcMar>
+              <w:top w:w="35" w:type="dxa"/>
+              <w:bottom w:w="35" w:type="dxa"/>
+              <w:left w:w="90" w:type="dxa"/>
+              <w:right w:w="50" w:type="dxa"/>
+            </w:tcMar>
+          </w:tcPr>
+          <w:p>
+            <w:pPr>
+              <w:spacing w:after="20"/>
+            </w:pPr>
+            <w:r>
+              <w:rPr>
+                <w:rFonts w:ascii="Calibri" w:hAnsi="Calibri"/>
+                <w:b/>
+                <w:color w:val="C93D0A"/>
+                <w:sz w:val="18"/>
+              </w:rPr>
+              <w:t>Fundador y desarrollador</w:t>
+            </w:r>
+            <w:r>
+              <w:rPr>
+                <w:rFonts w:ascii="Calibri" w:hAnsi="Calibri"/>
+                <w:b w:val="0"/>
+                <w:color w:val="6C757D"/>
+                <w:sz w:val="16"/>
+              </w:rPr>
+              <w:t xml:space="preserve">  —  Rigging Science — riggingscience.com</w:t>
+            </w:r>
+          </w:p>
+          <w:p>
+            <w:pPr>
+              <w:spacing w:after="0"/>
+              <w:ind w:left="142"/>
+            </w:pPr>
+            <w:r>
+              <w:rPr>
+                <w:rFonts w:ascii="Calibri" w:hAnsi="Calibri"/>
+                <w:b w:val="0"/>
+                <w:color w:val="F06030"/>
+                <w:sz w:val="13"/>
+              </w:rPr>
+              <w:t xml:space="preserve">▸ </w:t>
+            </w:r>
+            <w:r>
+              <w:rPr>
+                <w:rFonts w:ascii="Calibri" w:hAnsi="Calibri"/>
+                <w:b w:val="0"/>
+                <w:color w:val="333333"/>
+                <w:sz w:val="16"/>
+              </w:rPr>
+              <w:t>Plataforma educativa open source, sin fines de lucro, sobre la física de sistemas de cuerdas en rescate, accesos y rigging.</w:t>
+            </w:r>
+          </w:p>
+          <w:p>
+            <w:pPr>
+              <w:spacing w:after="0"/>
+              <w:ind w:left="142"/>
+            </w:pPr>
+            <w:r>
+              <w:rPr>
+                <w:rFonts w:ascii="Calibri" w:hAnsi="Calibri"/>
+                <w:b w:val="0"/>
+                <w:color w:val="F06030"/>
+                <w:sz w:val="13"/>
+              </w:rPr>
+              <w:t xml:space="preserve">▸ </w:t>
+            </w:r>
+            <w:r>
+              <w:rPr>
+                <w:rFonts w:ascii="Calibri" w:hAnsi="Calibri"/>
+                <w:b w:val="0"/>
+                <w:color w:val="333333"/>
+                <w:sz w:val="16"/>
+              </w:rPr>
+              <w:t>Simulaciones interactivas (ventaja mecánica, poleas, carga en anclajes) y ensayos con celdas de carga para validar el modelo.</w:t>
+            </w:r>
+          </w:p>
+        </w:tc>
+      </w:tr>
+    </w:tbl>
+    <w:p>
+      <w:pPr>
+        <w:spacing w:before="20" w:after="0"/>
+      </w:pPr>
+    </w:p>
     <w:tbl>
       <w:tblPr>
         <w:tblW w:type="auto" w:w="0"/>
@@ -3556,78 +3732,6 @@
               <w:t>Décima compañía, área metropolitana. 14 años de servicio activo.</w:t>
             </w:r>
           </w:p>
-          <w:p>
-            <w:pPr>
-              <w:spacing w:after="0"/>
-              <w:ind w:left="142"/>
-            </w:pPr>
-            <w:r>
-              <w:rPr>
-                <w:rFonts w:ascii="Calibri" w:hAnsi="Calibri"/>
-                <w:b w:val="0"/>
-                <w:color w:val="F06030"/>
-                <w:sz w:val="13"/>
-              </w:rPr>
-              <w:t xml:space="preserve">▸ </w:t>
-            </w:r>
-            <w:r>
-              <w:rPr>
-                <w:rFonts w:ascii="Calibri" w:hAnsi="Calibri"/>
-                <w:b w:val="0"/>
-                <w:color w:val="333333"/>
-                <w:sz w:val="16"/>
-              </w:rPr>
-              <w:t>Firefighter III (Reds Team, FAG). Fire Instructor NFPA 1403 (Texas A&amp;M).</w:t>
-            </w:r>
-          </w:p>
-          <w:p>
-            <w:pPr>
-              <w:spacing w:after="0"/>
-              <w:ind w:left="142"/>
-            </w:pPr>
-            <w:r>
-              <w:rPr>
-                <w:rFonts w:ascii="Calibri" w:hAnsi="Calibri"/>
-                <w:b w:val="0"/>
-                <w:color w:val="F06030"/>
-                <w:sz w:val="13"/>
-              </w:rPr>
-              <w:t xml:space="preserve">▸ </w:t>
-            </w:r>
-            <w:r>
-              <w:rPr>
-                <w:rFonts w:ascii="Calibri" w:hAnsi="Calibri"/>
-                <w:b w:val="0"/>
-                <w:color w:val="333333"/>
-                <w:sz w:val="16"/>
-              </w:rPr>
-              <w:t>Control de incendios GLP (Zeta Gas). CBSCI (USAID/CVB). PRIMAP (USAID/CVB). TUM básico (CVB).</w:t>
-            </w:r>
-          </w:p>
-          <w:p>
-            <w:pPr>
-              <w:spacing w:after="0"/>
-              <w:ind w:left="142"/>
-            </w:pPr>
-            <w:r>
-              <w:rPr>
-                <w:rFonts w:ascii="Calibri" w:hAnsi="Calibri"/>
-                <w:b w:val="0"/>
-                <w:color w:val="F06030"/>
-                <w:sz w:val="13"/>
-              </w:rPr>
-              <w:t xml:space="preserve">▸ </w:t>
-            </w:r>
-            <w:r>
-              <w:rPr>
-                <w:rFonts w:ascii="Calibri" w:hAnsi="Calibri"/>
-                <w:b w:val="0"/>
-                <w:color w:val="333333"/>
-                <w:sz w:val="16"/>
-              </w:rPr>
-              <w:t>Incendios forestales TTBCIF (CONRED). Estancias técnicas en Baltar y Macedo de Cavaleiros, Portugal.</w:t>
-            </w:r>
-          </w:p>
         </w:tc>
       </w:tr>
     </w:tbl>
@@ -3684,6 +3788,21 @@
                 <w:sz w:val="14"/>
               </w:rPr>
               <w:t>2025</w:t>
+            </w:r>
+            <w:r>
+              <w:rPr>
+                <w:sz w:val="4"/>
+              </w:rPr>
+              <w:br/>
+            </w:r>
+            <w:r>
+              <w:rPr>
+                <w:rFonts w:ascii="Calibri" w:hAnsi="Calibri"/>
+                <w:b/>
+                <w:color w:val="FFFFFF"/>
+                <w:sz w:val="14"/>
+              </w:rPr>
+              <w:t>Actualidad</w:t>
             </w:r>
           </w:p>
         </w:tc>
@@ -3759,266 +3878,313 @@
         <w:spacing w:before="20" w:after="0"/>
       </w:pPr>
     </w:p>
-    <w:tbl>
-      <w:tblPr>
-        <w:tblW w:type="auto" w:w="0"/>
-        <w:jc w:val="center"/>
-        <w:tblLook w:firstColumn="1" w:firstRow="1" w:lastColumn="0" w:lastRow="0" w:noHBand="0" w:noVBand="1" w:val="04A0"/>
-        <w:tblW w:w="5000" w:type="pct"/>
-        <w:tblCellMar>
-          <w:top w:w="0" w:type="dxa"/>
-          <w:bottom w:w="0" w:type="dxa"/>
-        </w:tblCellMar>
-        <w:tblCellSpacing w:w="0" w:type="dxa"/>
-      </w:tblPr>
-      <w:tblGrid>
-        <w:gridCol w:w="5270"/>
-        <w:gridCol w:w="5270"/>
-      </w:tblGrid>
-      <w:tr>
-        <w:tc>
-          <w:tcPr>
-            <w:tcW w:type="dxa" w:w="5270"/>
-            <w:tcW w:w="1300" w:type="dxa"/>
-            <w:shd w:fill="E8490F" w:val="clear"/>
-            <w:tcBorders>
-              <w:left w:val="nil"/>
-              <w:top w:val="nil"/>
-              <w:right w:val="single" w:sz="6" w:color="F06030" w:space="0"/>
-              <w:bottom w:val="nil"/>
-            </w:tcBorders>
-            <w:tcMar>
-              <w:top w:w="40" w:type="dxa"/>
-              <w:bottom w:w="40" w:type="dxa"/>
-              <w:left w:w="50" w:type="dxa"/>
-              <w:right w:w="50" w:type="dxa"/>
-            </w:tcMar>
-          </w:tcPr>
-          <w:p>
-            <w:pPr>
-              <w:spacing w:before="40" w:after="40"/>
-              <w:jc w:val="center"/>
-            </w:pPr>
-            <w:r>
-              <w:rPr>
-                <w:rFonts w:ascii="Calibri" w:hAnsi="Calibri"/>
-                <w:b/>
-                <w:color w:val="FFFFFF"/>
-                <w:sz w:val="14"/>
-              </w:rPr>
-              <w:t>2023</w:t>
-            </w:r>
-            <w:r>
-              <w:rPr>
-                <w:sz w:val="4"/>
-              </w:rPr>
-              <w:br/>
-            </w:r>
-            <w:r>
-              <w:rPr>
-                <w:rFonts w:ascii="Calibri" w:hAnsi="Calibri"/>
-                <w:b/>
-                <w:color w:val="FFFFFF"/>
-                <w:sz w:val="14"/>
-              </w:rPr>
-              <w:t>2024</w:t>
-            </w:r>
-          </w:p>
-        </w:tc>
-        <w:tc>
-          <w:tcPr>
-            <w:tcW w:type="dxa" w:w="5270"/>
-            <w:shd w:fill="FBE7DD" w:val="clear"/>
-            <w:tcBorders>
-              <w:left w:val="single" w:sz="6" w:color="F06030" w:space="0"/>
-              <w:top w:val="nil"/>
-              <w:right w:val="nil"/>
-              <w:bottom w:val="nil"/>
-            </w:tcBorders>
-            <w:tcMar>
-              <w:top w:w="35" w:type="dxa"/>
-              <w:bottom w:w="35" w:type="dxa"/>
-              <w:left w:w="90" w:type="dxa"/>
-              <w:right w:w="50" w:type="dxa"/>
-            </w:tcMar>
-          </w:tcPr>
-          <w:p>
-            <w:pPr>
-              <w:spacing w:after="20"/>
-            </w:pPr>
-            <w:r>
-              <w:rPr>
-                <w:rFonts w:ascii="Calibri" w:hAnsi="Calibri"/>
-                <w:b/>
-                <w:color w:val="C93D0A"/>
-                <w:sz w:val="18"/>
-              </w:rPr>
-              <w:t>Técnico en rescate agreste — Nivel 2</w:t>
-            </w:r>
-            <w:r>
-              <w:rPr>
-                <w:rFonts w:ascii="Calibri" w:hAnsi="Calibri"/>
-                <w:b w:val="0"/>
-                <w:color w:val="6C757D"/>
-                <w:sz w:val="16"/>
-              </w:rPr>
-              <w:t xml:space="preserve">  —  ASONBOMD — Santa Isabel</w:t>
-            </w:r>
-          </w:p>
-          <w:p>
-            <w:pPr>
-              <w:spacing w:after="0"/>
-              <w:ind w:left="142"/>
-            </w:pPr>
-            <w:r>
-              <w:rPr>
-                <w:rFonts w:ascii="Calibri" w:hAnsi="Calibri"/>
-                <w:b w:val="0"/>
-                <w:color w:val="F06030"/>
-                <w:sz w:val="13"/>
-              </w:rPr>
-              <w:t xml:space="preserve">▸ </w:t>
-            </w:r>
-            <w:r>
-              <w:rPr>
-                <w:rFonts w:ascii="Calibri" w:hAnsi="Calibri"/>
-                <w:b w:val="0"/>
-                <w:color w:val="333333"/>
-                <w:sz w:val="16"/>
-              </w:rPr>
-              <w:t>Rescate agreste mediante progresión con cuerdas en entornos naturales. Evaluación de riesgos y equipos técnicos.</w:t>
-            </w:r>
-          </w:p>
-        </w:tc>
-      </w:tr>
-    </w:tbl>
     <w:p>
       <w:pPr>
-        <w:spacing w:before="20" w:after="0"/>
+        <w:spacing w:before="40" w:after="40"/>
       </w:pPr>
+      <w:r>
+        <w:rPr>
+          <w:rFonts w:ascii="Calibri" w:hAnsi="Calibri"/>
+          <w:b/>
+          <w:color w:val="E8490F"/>
+          <w:sz w:val="16"/>
+        </w:rPr>
+        <w:t>FORMACIÓN COMPLEMENTARIA</w:t>
+      </w:r>
     </w:p>
-    <w:tbl>
-      <w:tblPr>
-        <w:tblW w:type="auto" w:w="0"/>
-        <w:jc w:val="center"/>
-        <w:tblLook w:firstColumn="1" w:firstRow="1" w:lastColumn="0" w:lastRow="0" w:noHBand="0" w:noVBand="1" w:val="04A0"/>
-        <w:tblW w:w="5000" w:type="pct"/>
-        <w:tblCellMar>
-          <w:top w:w="0" w:type="dxa"/>
-          <w:bottom w:w="0" w:type="dxa"/>
-        </w:tblCellMar>
-        <w:tblCellSpacing w:w="0" w:type="dxa"/>
-      </w:tblPr>
-      <w:tblGrid>
-        <w:gridCol w:w="5270"/>
-        <w:gridCol w:w="5270"/>
-      </w:tblGrid>
-      <w:tr>
-        <w:tc>
-          <w:tcPr>
-            <w:tcW w:type="dxa" w:w="5270"/>
-            <w:tcW w:w="1300" w:type="dxa"/>
-            <w:shd w:fill="E8490F" w:val="clear"/>
-            <w:tcBorders>
-              <w:left w:val="nil"/>
-              <w:top w:val="nil"/>
-              <w:right w:val="single" w:sz="6" w:color="F06030" w:space="0"/>
-              <w:bottom w:val="nil"/>
-            </w:tcBorders>
-            <w:tcMar>
-              <w:top w:w="40" w:type="dxa"/>
-              <w:bottom w:w="40" w:type="dxa"/>
-              <w:left w:w="50" w:type="dxa"/>
-              <w:right w:w="50" w:type="dxa"/>
-            </w:tcMar>
-          </w:tcPr>
-          <w:p>
-            <w:pPr>
-              <w:spacing w:before="40" w:after="40"/>
-              <w:jc w:val="center"/>
-            </w:pPr>
-            <w:r>
-              <w:rPr>
-                <w:rFonts w:ascii="Calibri" w:hAnsi="Calibri"/>
-                <w:b/>
-                <w:color w:val="FFFFFF"/>
-                <w:sz w:val="14"/>
-              </w:rPr>
-              <w:t>2023</w:t>
-            </w:r>
-          </w:p>
-        </w:tc>
-        <w:tc>
-          <w:tcPr>
-            <w:tcW w:type="dxa" w:w="5270"/>
-            <w:shd w:fill="FBE7DD" w:val="clear"/>
-            <w:tcBorders>
-              <w:left w:val="single" w:sz="6" w:color="F06030" w:space="0"/>
-              <w:top w:val="nil"/>
-              <w:right w:val="nil"/>
-              <w:bottom w:val="nil"/>
-            </w:tcBorders>
-            <w:tcMar>
-              <w:top w:w="35" w:type="dxa"/>
-              <w:bottom w:w="35" w:type="dxa"/>
-              <w:left w:w="90" w:type="dxa"/>
-              <w:right w:w="50" w:type="dxa"/>
-            </w:tcMar>
-          </w:tcPr>
-          <w:p>
-            <w:pPr>
-              <w:spacing w:after="20"/>
-            </w:pPr>
-            <w:r>
-              <w:rPr>
-                <w:rFonts w:ascii="Calibri" w:hAnsi="Calibri"/>
-                <w:b/>
-                <w:color w:val="C93D0A"/>
-                <w:sz w:val="18"/>
-              </w:rPr>
-              <w:t>Escalada de árboles — Tree Climbing</w:t>
-            </w:r>
-            <w:r>
-              <w:rPr>
-                <w:rFonts w:ascii="Calibri" w:hAnsi="Calibri"/>
-                <w:b w:val="0"/>
-                <w:color w:val="6C757D"/>
-                <w:sz w:val="16"/>
-              </w:rPr>
-              <w:t xml:space="preserve">  —  Tree Climbing — Purulhá B.V.</w:t>
-            </w:r>
-          </w:p>
-          <w:p>
-            <w:pPr>
-              <w:spacing w:after="0"/>
-              <w:ind w:left="142"/>
-            </w:pPr>
-            <w:r>
-              <w:rPr>
-                <w:rFonts w:ascii="Calibri" w:hAnsi="Calibri"/>
-                <w:b w:val="0"/>
-                <w:color w:val="F06030"/>
-                <w:sz w:val="13"/>
-              </w:rPr>
-              <w:t xml:space="preserve">▸ </w:t>
-            </w:r>
-            <w:r>
-              <w:rPr>
-                <w:rFonts w:ascii="Calibri" w:hAnsi="Calibri"/>
-                <w:b w:val="0"/>
-                <w:color w:val="333333"/>
-                <w:sz w:val="16"/>
-              </w:rPr>
-              <w:t>Aliado Oficial. Técnicas avanzadas de progresión con cuerdas en árboles.</w:t>
-            </w:r>
-          </w:p>
-        </w:tc>
-      </w:tr>
-    </w:tbl>
     <w:p>
       <w:pPr>
-        <w:spacing w:before="20" w:after="0"/>
+        <w:spacing w:before="20" w:after="20"/>
+        <w:ind w:left="113"/>
       </w:pPr>
+      <w:r>
+        <w:rPr>
+          <w:rFonts w:ascii="Calibri" w:hAnsi="Calibri"/>
+          <w:b w:val="0"/>
+          <w:color w:val="F06030"/>
+          <w:sz w:val="14"/>
+        </w:rPr>
+        <w:t xml:space="preserve">▸ </w:t>
+      </w:r>
+      <w:r>
+        <w:rPr>
+          <w:rFonts w:ascii="Calibri" w:hAnsi="Calibri"/>
+          <w:b/>
+          <w:color w:val="C93D0A"/>
+          <w:sz w:val="17"/>
+        </w:rPr>
+        <w:t>Rescate en alturas (zonas de difícil acceso) y rescate vehicular</w:t>
+      </w:r>
+      <w:r>
+        <w:rPr>
+          <w:rFonts w:ascii="Calibri" w:hAnsi="Calibri"/>
+          <w:b w:val="0"/>
+          <w:color w:val="6C757D"/>
+          <w:sz w:val="16"/>
+        </w:rPr>
+        <w:t xml:space="preserve">  —  BUSF, SE-CONRED</w:t>
+      </w:r>
+      <w:r>
+        <w:rPr>
+          <w:rFonts w:ascii="Calibri" w:hAnsi="Calibri"/>
+          <w:b w:val="0"/>
+          <w:color w:val="E8490F"/>
+          <w:sz w:val="15"/>
+        </w:rPr>
+        <w:t xml:space="preserve">  [2026]</w:t>
+      </w:r>
+    </w:p>
+    <w:p>
+      <w:pPr>
+        <w:spacing w:before="20" w:after="20"/>
+        <w:ind w:left="113"/>
+      </w:pPr>
+      <w:r>
+        <w:rPr>
+          <w:rFonts w:ascii="Calibri" w:hAnsi="Calibri"/>
+          <w:b w:val="0"/>
+          <w:color w:val="F06030"/>
+          <w:sz w:val="14"/>
+        </w:rPr>
+        <w:t xml:space="preserve">▸ </w:t>
+      </w:r>
+      <w:r>
+        <w:rPr>
+          <w:rFonts w:ascii="Calibri" w:hAnsi="Calibri"/>
+          <w:b/>
+          <w:color w:val="C93D0A"/>
+          <w:sz w:val="17"/>
+        </w:rPr>
+        <w:t>Técnico en rescate agreste — Nivel 2</w:t>
+      </w:r>
+      <w:r>
+        <w:rPr>
+          <w:rFonts w:ascii="Calibri" w:hAnsi="Calibri"/>
+          <w:b w:val="0"/>
+          <w:color w:val="6C757D"/>
+          <w:sz w:val="16"/>
+        </w:rPr>
+        <w:t xml:space="preserve">  —  ASONBOMD, Santa Isabel</w:t>
+      </w:r>
+      <w:r>
+        <w:rPr>
+          <w:rFonts w:ascii="Calibri" w:hAnsi="Calibri"/>
+          <w:b w:val="0"/>
+          <w:color w:val="E8490F"/>
+          <w:sz w:val="15"/>
+        </w:rPr>
+        <w:t xml:space="preserve">  [2023–2024]</w:t>
+      </w:r>
+    </w:p>
+    <w:p>
+      <w:pPr>
+        <w:spacing w:before="20" w:after="20"/>
+        <w:ind w:left="113"/>
+      </w:pPr>
+      <w:r>
+        <w:rPr>
+          <w:rFonts w:ascii="Calibri" w:hAnsi="Calibri"/>
+          <w:b w:val="0"/>
+          <w:color w:val="F06030"/>
+          <w:sz w:val="14"/>
+        </w:rPr>
+        <w:t xml:space="preserve">▸ </w:t>
+      </w:r>
+      <w:r>
+        <w:rPr>
+          <w:rFonts w:ascii="Calibri" w:hAnsi="Calibri"/>
+          <w:b/>
+          <w:color w:val="C93D0A"/>
+          <w:sz w:val="17"/>
+        </w:rPr>
+        <w:t>Escalada de árboles — Tree Climbing (Aliado Oficial)</w:t>
+      </w:r>
+      <w:r>
+        <w:rPr>
+          <w:rFonts w:ascii="Calibri" w:hAnsi="Calibri"/>
+          <w:b w:val="0"/>
+          <w:color w:val="6C757D"/>
+          <w:sz w:val="16"/>
+        </w:rPr>
+        <w:t xml:space="preserve">  —  Purulhá B.V.</w:t>
+      </w:r>
+      <w:r>
+        <w:rPr>
+          <w:rFonts w:ascii="Calibri" w:hAnsi="Calibri"/>
+          <w:b w:val="0"/>
+          <w:color w:val="E8490F"/>
+          <w:sz w:val="15"/>
+        </w:rPr>
+        <w:t xml:space="preserve">  [2023]</w:t>
+      </w:r>
+    </w:p>
+    <w:p>
+      <w:pPr>
+        <w:spacing w:before="20" w:after="20"/>
+        <w:ind w:left="113"/>
+      </w:pPr>
+      <w:r>
+        <w:rPr>
+          <w:rFonts w:ascii="Calibri" w:hAnsi="Calibri"/>
+          <w:b w:val="0"/>
+          <w:color w:val="F06030"/>
+          <w:sz w:val="14"/>
+        </w:rPr>
+        <w:t xml:space="preserve">▸ </w:t>
+      </w:r>
+      <w:r>
+        <w:rPr>
+          <w:rFonts w:ascii="Calibri" w:hAnsi="Calibri"/>
+          <w:b/>
+          <w:color w:val="C93D0A"/>
+          <w:sz w:val="17"/>
+        </w:rPr>
+        <w:t>Firefighter III</w:t>
+      </w:r>
+      <w:r>
+        <w:rPr>
+          <w:rFonts w:ascii="Calibri" w:hAnsi="Calibri"/>
+          <w:b w:val="0"/>
+          <w:color w:val="6C757D"/>
+          <w:sz w:val="16"/>
+        </w:rPr>
+        <w:t xml:space="preserve">  —  Fire Rescue Training, Reds Team, FAG</w:t>
+      </w:r>
+      <w:r>
+        <w:rPr>
+          <w:rFonts w:ascii="Calibri" w:hAnsi="Calibri"/>
+          <w:b w:val="0"/>
+          <w:color w:val="E8490F"/>
+          <w:sz w:val="15"/>
+        </w:rPr>
+        <w:t xml:space="preserve">  [CVB]</w:t>
+      </w:r>
+    </w:p>
+    <w:p>
+      <w:pPr>
+        <w:spacing w:before="20" w:after="20"/>
+        <w:ind w:left="113"/>
+      </w:pPr>
+      <w:r>
+        <w:rPr>
+          <w:rFonts w:ascii="Calibri" w:hAnsi="Calibri"/>
+          <w:b w:val="0"/>
+          <w:color w:val="F06030"/>
+          <w:sz w:val="14"/>
+        </w:rPr>
+        <w:t xml:space="preserve">▸ </w:t>
+      </w:r>
+      <w:r>
+        <w:rPr>
+          <w:rFonts w:ascii="Calibri" w:hAnsi="Calibri"/>
+          <w:b/>
+          <w:color w:val="C93D0A"/>
+          <w:sz w:val="17"/>
+        </w:rPr>
+        <w:t>Fire Instructor NFPA 1403</w:t>
+      </w:r>
+      <w:r>
+        <w:rPr>
+          <w:rFonts w:ascii="Calibri" w:hAnsi="Calibri"/>
+          <w:b w:val="0"/>
+          <w:color w:val="6C757D"/>
+          <w:sz w:val="16"/>
+        </w:rPr>
+        <w:t xml:space="preserve">  —  SACS Group, Texas A&amp;M Engineering Extension Service</w:t>
+      </w:r>
+      <w:r>
+        <w:rPr>
+          <w:rFonts w:ascii="Calibri" w:hAnsi="Calibri"/>
+          <w:b w:val="0"/>
+          <w:color w:val="E8490F"/>
+          <w:sz w:val="15"/>
+        </w:rPr>
+        <w:t xml:space="preserve">  [CVB]</w:t>
+      </w:r>
+    </w:p>
+    <w:p>
+      <w:pPr>
+        <w:spacing w:before="20" w:after="20"/>
+        <w:ind w:left="113"/>
+      </w:pPr>
+      <w:r>
+        <w:rPr>
+          <w:rFonts w:ascii="Calibri" w:hAnsi="Calibri"/>
+          <w:b w:val="0"/>
+          <w:color w:val="F06030"/>
+          <w:sz w:val="14"/>
+        </w:rPr>
+        <w:t xml:space="preserve">▸ </w:t>
+      </w:r>
+      <w:r>
+        <w:rPr>
+          <w:rFonts w:ascii="Calibri" w:hAnsi="Calibri"/>
+          <w:b/>
+          <w:color w:val="C93D0A"/>
+          <w:sz w:val="17"/>
+        </w:rPr>
+        <w:t>CBSCI · PRIMAP · TUM básico · Control de incendios GLP · TTBCIF</w:t>
+      </w:r>
+      <w:r>
+        <w:rPr>
+          <w:rFonts w:ascii="Calibri" w:hAnsi="Calibri"/>
+          <w:b w:val="0"/>
+          <w:color w:val="6C757D"/>
+          <w:sz w:val="16"/>
+        </w:rPr>
+        <w:t xml:space="preserve">  —  USAID/CVB, Zeta Gas, CONRED</w:t>
+      </w:r>
+      <w:r>
+        <w:rPr>
+          <w:rFonts w:ascii="Calibri" w:hAnsi="Calibri"/>
+          <w:b w:val="0"/>
+          <w:color w:val="E8490F"/>
+          <w:sz w:val="15"/>
+        </w:rPr>
+        <w:t xml:space="preserve">  [CVB]</w:t>
+      </w:r>
+    </w:p>
+    <w:p>
+      <w:pPr>
+        <w:spacing w:before="20" w:after="20"/>
+        <w:ind w:left="113"/>
+      </w:pPr>
+      <w:r>
+        <w:rPr>
+          <w:rFonts w:ascii="Calibri" w:hAnsi="Calibri"/>
+          <w:b w:val="0"/>
+          <w:color w:val="F06030"/>
+          <w:sz w:val="14"/>
+        </w:rPr>
+        <w:t xml:space="preserve">▸ </w:t>
+      </w:r>
+      <w:r>
+        <w:rPr>
+          <w:rFonts w:ascii="Calibri" w:hAnsi="Calibri"/>
+          <w:b/>
+          <w:color w:val="C93D0A"/>
+          <w:sz w:val="17"/>
+        </w:rPr>
+        <w:t>Estancias técnicas en incendios forestales</w:t>
+      </w:r>
+      <w:r>
+        <w:rPr>
+          <w:rFonts w:ascii="Calibri" w:hAnsi="Calibri"/>
+          <w:b w:val="0"/>
+          <w:color w:val="6C757D"/>
+          <w:sz w:val="16"/>
+        </w:rPr>
+        <w:t xml:space="preserve">  —  Baltar y Macedo de Cavaleiros, Portugal</w:t>
+      </w:r>
+      <w:r>
+        <w:rPr>
+          <w:rFonts w:ascii="Calibri" w:hAnsi="Calibri"/>
+          <w:b w:val="0"/>
+          <w:color w:val="E8490F"/>
+          <w:sz w:val="15"/>
+        </w:rPr>
+        <w:t xml:space="preserve">  [CVB]</w:t>
+      </w:r>
     </w:p>
     <w:sectPr>
       <w:pgSz w:w="12240" w:h="15840"/>
